--- a/tests/data/revision_move.docx
+++ b/tests/data/revision_move.docx
@@ -39,6 +39,10 @@
         </w:r>
       </w:moveTo>
       <w:moveToRangeEnd w:id="33"/>
+      <w:r>
+        <w:rPr/>
+        <w:t>Trailing text stays last.</w:t>
+      </w:r>
     </w:p>
     <w:sectPr>
       <w:type w:val="nextPage"/>
